--- a/Fase 2/Evidencias proyecto/Documentación/SCRUM/Sprint 0/7. Product Backlog y Sprint Backlog 0.docx
+++ b/Fase 2/Evidencias proyecto/Documentación/SCRUM/Sprint 0/7. Product Backlog y Sprint Backlog 0.docx
@@ -803,7 +803,7 @@
     </w:p>
     <w:sdt>
       <w:sdtPr>
-        <w:id w:val="1567664304"/>
+        <w:id w:val="463185005"/>
         <w:docPartObj>
           <w:docPartGallery w:val="Table of Contents"/>
           <w:docPartUnique w:val="1"/>
@@ -2085,7 +2085,7 @@
               <w:rPr>
                 <w:rtl w:val="0"/>
               </w:rPr>
-              <w:t xml:space="preserve">11/11/2026</w:t>
+              <w:t xml:space="preserve">15/12/2026</w:t>
             </w:r>
           </w:p>
         </w:tc>
@@ -4235,12 +4235,12 @@
           <wp:inline distB="114300" distT="114300" distL="114300" distR="114300">
             <wp:extent cx="2058353" cy="3772094"/>
             <wp:effectExtent b="0" l="0" r="0" t="0"/>
-            <wp:docPr id="8" name="image3.png"/>
+            <wp:docPr id="8" name="image1.png"/>
             <a:graphic>
               <a:graphicData uri="http://schemas.openxmlformats.org/drawingml/2006/picture">
                 <pic:pic>
                   <pic:nvPicPr>
-                    <pic:cNvPr id="0" name="image3.png"/>
+                    <pic:cNvPr id="0" name="image1.png"/>
                     <pic:cNvPicPr preferRelativeResize="0"/>
                   </pic:nvPicPr>
                   <pic:blipFill>
@@ -4490,12 +4490,12 @@
           <wp:extent cx="932815" cy="231775"/>
           <wp:effectExtent b="0" l="0" r="0" t="0"/>
           <wp:wrapSquare wrapText="bothSides" distB="0" distT="0" distL="114300" distR="114300"/>
-          <wp:docPr id="9" name="image1.png"/>
+          <wp:docPr id="9" name="image3.png"/>
           <a:graphic>
             <a:graphicData uri="http://schemas.openxmlformats.org/drawingml/2006/picture">
               <pic:pic>
                 <pic:nvPicPr>
-                  <pic:cNvPr id="0" name="image1.png"/>
+                  <pic:cNvPr id="0" name="image3.png"/>
                   <pic:cNvPicPr preferRelativeResize="0"/>
                 </pic:nvPicPr>
                 <pic:blipFill>
